--- a/02_阿里ICBU-AI算法专家/03_简历版本/现役/童力-ICBU-AI算法专家-深圳.docx
+++ b/02_阿里ICBU-AI算法专家/03_简历版本/现役/童力-ICBU-AI算法专家-深圳.docx
@@ -80,29 +80,6 @@
     </w:p>
     <w:p>
       <w:pPr>
-        <w:spacing w:before="40" w:after="80" w:line="324" w:lineRule="auto"/>
-      </w:pPr>
-      <w:r>
-        <w:rPr>
-          <w:sz w:val="21"/>
-        </w:rPr>
-      </w:r>
-      <w:r>
-        <w:rPr>
-          <w:b/>
-          <w:sz w:val="21"/>
-        </w:rPr>
-        <w:t>求职意向</w:t>
-      </w:r>
-      <w:r>
-        <w:rPr>
-          <w:sz w:val="21"/>
-        </w:rPr>
-        <w:t>：AI 算法专家　AI+Sales · 跨境 B2B ／ 大模型应用 · RAG 系统 / 智能 Agent / 智能工作流</w:t>
-      </w:r>
-    </w:p>
-    <w:p>
-      <w:pPr>
         <w:spacing w:before="80" w:after="80" w:line="240" w:lineRule="auto"/>
       </w:pPr>
     </w:p>
@@ -140,7 +117,7 @@
         <w:rPr>
           <w:sz w:val="21"/>
         </w:rPr>
-        <w:t xml:space="preserve">　2023.10 – 至今　面向客服与电销团队建设 AI 能力——大模型线索挖掘、RAG 知识问答、Agent 工具编排、全渠道触达工作流与 AI 销售陪练，</w:t>
+        <w:t xml:space="preserve">　2023.10 – 至今　面向客服与电销团队建设 AI 能力——大模型线索挖掘、RAG 知识问答、Agent 工具编排、全渠道触达工作流，</w:t>
       </w:r>
       <w:r>
         <w:rPr>
@@ -184,39 +161,13 @@
           <w:b/>
           <w:sz w:val="21"/>
         </w:rPr>
-        <w:t>广告算法工程师</w:t>
-      </w:r>
-      <w:r>
-        <w:rPr>
-          <w:sz w:val="21"/>
-        </w:rPr>
-        <w:t xml:space="preserve">　</w:t>
-      </w:r>
-      <w:r>
-        <w:rPr>
-          <w:b/>
-          <w:sz w:val="21"/>
-        </w:rPr>
         <w:t>多模态内容理解与端云协同</w:t>
       </w:r>
       <w:r>
         <w:rPr>
           <w:sz w:val="21"/>
         </w:rPr>
-        <w:t xml:space="preserve">算法体系的设计与落地；与产品运营共建评估口径；全程 </w:t>
-      </w:r>
-      <w:r>
-        <w:rPr>
-          <w:b/>
-          <w:sz w:val="21"/>
-        </w:rPr>
-        <w:t>Python / TensorFlow</w:t>
-      </w:r>
-      <w:r>
-        <w:rPr>
-          <w:sz w:val="21"/>
-        </w:rPr>
-        <w:t>。</w:t>
+        <w:t>算法体系的设计与落地；与产品运营共建评估口径。</w:t>
       </w:r>
     </w:p>
     <w:p>
@@ -240,20 +191,7 @@
         <w:rPr>
           <w:sz w:val="21"/>
         </w:rPr>
-        <w:t xml:space="preserve">　2018.07 – 2022.06　</w:t>
-      </w:r>
-      <w:r>
-        <w:rPr>
-          <w:b/>
-          <w:sz w:val="21"/>
-        </w:rPr>
-        <w:t>推荐算法工程师</w:t>
-      </w:r>
-      <w:r>
-        <w:rPr>
-          <w:sz w:val="21"/>
-        </w:rPr>
-        <w:t xml:space="preserve">　小说、图集两条业务线的推荐能力构建与多目标建模。</w:t>
+        <w:t xml:space="preserve">　2018.07 – 2022.06　小说、图集两条业务线的推荐能力构建与多目标建模。</w:t>
       </w:r>
     </w:p>
     <w:p>
@@ -277,20 +215,7 @@
         <w:rPr>
           <w:sz w:val="21"/>
         </w:rPr>
-        <w:t xml:space="preserve">　2016.07 – 2018.07　</w:t>
-      </w:r>
-      <w:r>
-        <w:rPr>
-          <w:b/>
-          <w:sz w:val="21"/>
-        </w:rPr>
-        <w:t>推荐 / 搜索算法工程师</w:t>
-      </w:r>
-      <w:r>
-        <w:rPr>
-          <w:sz w:val="21"/>
-        </w:rPr>
-        <w:t xml:space="preserve">　熊掌号 / 百家号指数的内容评价体系与评分模型建设，与产品运营共建指标口径，并交付内部自助查询系统供各业务线自助使用。</w:t>
+        <w:t xml:space="preserve">　2016.07 – 2018.07　熊掌号 / 百家号指数的内容评价体系与评分模型建设，与产品运营共建指标口径，并交付内部自助查询系统供各业务线自助使用。</w:t>
       </w:r>
     </w:p>
     <w:p>
@@ -327,7 +252,7 @@
         <w:rPr>
           <w:sz w:val="21"/>
         </w:rPr>
-        <w:t>面向电销团队，把销售流程里原本用不上的非结构化文本变成可执行、可回收的线索；负责数据处理、大模型能力到名单下发的完整链路，与产品、工程、运营协同推进：</w:t>
+        <w:t>面向电销团队，将销售流程中的非结构化文本转化为可执行、可回收的销售线索；负责从数据处理、大模型能力建设到名单下发的完整链路，与产品、工程、运营协同推进：</w:t>
       </w:r>
     </w:p>
     <w:p>
@@ -364,20 +289,7 @@
         <w:rPr>
           <w:sz w:val="21"/>
         </w:rPr>
-        <w:t>、他行信贷与查询记录、坐席通话录音转写等非结构化文本，用大模型统一抽取信贷需求标签与强度特征，替代此前的关键词 / 规则匹配——口语化表述、跨格式表格、非标准字段都能被识别。先做文本而不是先做画像，是因为</w:t>
-      </w:r>
-      <w:r>
-        <w:rPr>
-          <w:b/>
-          <w:sz w:val="21"/>
-        </w:rPr>
-        <w:t>报告与对话里的语义信息量高于结构化画像</w:t>
-      </w:r>
-      <w:r>
-        <w:rPr>
-          <w:sz w:val="21"/>
-        </w:rPr>
-        <w:t>（业界公开研究亦显示，销售对话前 90–120 秒的语义比客户人口统计特征更能预测转化）。</w:t>
+        <w:t>、他行信贷与查询记录、坐席通话录音转写等非结构化文本，用大模型统一抽取信贷需求标签与强度特征，替代此前的关键词 / 规则匹配方案，可覆盖口语化表述、跨格式表格与非标准字段。</w:t>
       </w:r>
     </w:p>
     <w:p>
@@ -414,7 +326,7 @@
         <w:rPr>
           <w:sz w:val="21"/>
         </w:rPr>
-        <w:t>（承接率是回收指标而非产出指标，我用它衡量名单质量而不是名单数量）。</w:t>
+        <w:t>。</w:t>
       </w:r>
     </w:p>
     <w:p>
@@ -438,7 +350,7 @@
         <w:rPr>
           <w:sz w:val="21"/>
         </w:rPr>
-        <w:t>：把优秀通话与成单案例沉淀为可检索的电销话术库（异议处理 / 产品卖点 / 合规话术），坐席按客户场景实时取用，新人也能照着金牌话术开口——把个人经验变成团队资产。</w:t>
+        <w:t>：把优秀通话与成单案例沉淀为可检索的电销话术库（异议处理 / 产品卖点 / 合规话术），坐席按客户场景实时取用，辅助新人快速上手，沉淀团队话术资产。</w:t>
       </w:r>
     </w:p>
     <w:p>
@@ -475,7 +387,7 @@
         <w:rPr>
           <w:sz w:val="21"/>
         </w:rPr>
-        <w:t>：把客服通话与工单沉淀为按场景可检索的话术库，覆盖高频问题、投诉安抚与合规表述，坐席在对话中实时拿到可用话术，减少"想不起来怎么说"。</w:t>
+        <w:t>：把客服通话与工单沉淀为按场景可检索的话术库，覆盖高频问题、投诉安抚与合规表述，坐席在对话中实时获取可用话术，提升响应质量与表述合规性。</w:t>
       </w:r>
     </w:p>
     <w:p>
@@ -499,7 +411,7 @@
         <w:rPr>
           <w:sz w:val="21"/>
         </w:rPr>
-        <w:t>：以头部客服的真实通话为样本构建其个人话术风格，让普通坐席在同样场景下拿到"金牌客服会怎么说"的建议——把头部产能复制给腰部，而不是只做培训。</w:t>
+        <w:t>：以头部客服的真实通话为样本构建其个人话术风格，为普通坐席提供同等场景下的话术建议，将头部客服经验复制到整体坐席团队。</w:t>
       </w:r>
     </w:p>
     <w:p>
@@ -512,7 +424,7 @@
           <w:color w:val="333333"/>
           <w:sz w:val="22"/>
         </w:rPr>
-        <w:t>营销平台 AI 升级　中信银行信用卡中心　2023.10 – 至今</w:t>
+        <w:t>营销平台 AI 升级与活动管理智能体　中信银行信用卡中心　2023.10 – 至今</w:t>
       </w:r>
     </w:p>
     <w:p>
@@ -536,7 +448,7 @@
         <w:rPr>
           <w:sz w:val="21"/>
         </w:rPr>
-        <w:t>：把线索挖掘、名单圈选、话术与文案生成、效果回收做成可编排的智能工作流与 Agent 组件，嵌进既有营销平台——一线在原来的工位上直接用、不另开系统。</w:t>
+        <w:t>：把线索挖掘、名单圈选、话术与文案生成、效果回收做成可编排的智能工作流与 Agent 组件，嵌入既有营销平台，一线在原有系统内直接使用，无需额外部署。</w:t>
       </w:r>
     </w:p>
     <w:p>
@@ -560,44 +472,7 @@
         <w:rPr>
           <w:sz w:val="21"/>
         </w:rPr>
-        <w:t>：把营销活动的"查口径 → 取数 → 出名单"封装为大模型可调用的工具集，一线用自然语言问活动数据就能拿到结果并附口径解释，不再等数据团队排期——让数据能力长在业务流程里。</w:t>
-      </w:r>
-    </w:p>
-    <w:p>
-      <w:pPr>
-        <w:pStyle w:val="ListBullet"/>
-        <w:spacing w:before="20" w:after="60" w:line="324" w:lineRule="auto"/>
-      </w:pPr>
-      <w:r>
-        <w:rPr>
-          <w:sz w:val="21"/>
-        </w:rPr>
-      </w:r>
-      <w:r>
-        <w:rPr>
-          <w:b/>
-          <w:sz w:val="21"/>
-        </w:rPr>
-        <w:t>可控可回放</w:t>
-      </w:r>
-      <w:r>
-        <w:rPr>
-          <w:sz w:val="21"/>
-        </w:rPr>
-        <w:t>：流程节点由模型按目标编排执行，动作用只读白名单与人工确认双重约束、执行全程留日志可回放——AI 落地的难点不在模型，而在嵌得进原有工作流。</w:t>
-      </w:r>
-    </w:p>
-    <w:p>
-      <w:pPr>
-        <w:spacing w:before="200" w:after="80" w:line="300" w:lineRule="auto"/>
-      </w:pPr>
-      <w:r>
-        <w:rPr>
-          <w:b/>
-          <w:color w:val="333333"/>
-          <w:sz w:val="22"/>
-        </w:rPr>
-        <w:t>营销活动管理智能体　中信银行信用卡中心　2023.10 – 至今</w:t>
+        <w:t>：把营销活动的"查口径 → 取数 → 出名单"封装为大模型可调用的工具集，一线以自然语言查询活动数据即可获得结果与口径解释，降低数据获取门槛、缩短响应周期。</w:t>
       </w:r>
     </w:p>
     <w:p>
@@ -621,7 +496,7 @@
         <w:rPr>
           <w:sz w:val="21"/>
         </w:rPr>
-        <w:t>：把"选客群 → 配权益 → 生成文案 → 分渠道触达 → 效果回收"交给智能体按目标编排，运营只设目标与约束（预算、频次、合规），其余由 Agent 编排执行——从"人推流程"变成"人定目标"。</w:t>
+        <w:t>：把"选客群 → 配权益 → 生成文案 → 分渠道触达 → 效果回收"交给智能体按目标编排，运营仅需设定目标与约束条件（预算、频次、合规），其余环节由 Agent 编排执行。</w:t>
       </w:r>
     </w:p>
     <w:p>
@@ -645,7 +520,7 @@
         <w:rPr>
           <w:sz w:val="21"/>
         </w:rPr>
-        <w:t>：人群侧用响应预估与 uplift 建模挑人，只对"被触达才转化"的客户出手，而不是按分层规则广撒；话术与渠道侧用带探索的多臂选择，在活动过程中自动把流量挪到更优组合；活动结束用 DID / PSM 做增量归因，把结果回流成下一次活动的先验。</w:t>
+        <w:t>：人群侧基于响应预估与 uplift 建模识别增量敏感客群，替代按分层规则的普惠触达；话术与渠道侧采用多臂探索策略，在活动过程中将流量动态分配至更优组合；活动结束后以 DID / PSM 进行增量归因，结果回流为后续活动先验。</w:t>
       </w:r>
     </w:p>
     <w:p>
@@ -663,100 +538,13 @@
           <w:b/>
           <w:sz w:val="21"/>
         </w:rPr>
-        <w:t>过程监控与调优建议</w:t>
+        <w:t>可控可回放与过程监控</w:t>
       </w:r>
       <w:r>
         <w:rPr>
           <w:sz w:val="21"/>
         </w:rPr>
-        <w:t>：活动进行中实时盯响应与转化，偏离预期时给出调优建议（换人群 / 换话术 / 调频次），并把结果回流成下一次活动的先验，让活动越做越准。</w:t>
-      </w:r>
-    </w:p>
-    <w:p>
-      <w:pPr>
-        <w:spacing w:before="200" w:after="80" w:line="300" w:lineRule="auto"/>
-      </w:pPr>
-      <w:r>
-        <w:rPr>
-          <w:b/>
-          <w:color w:val="333333"/>
-          <w:sz w:val="22"/>
-        </w:rPr>
-        <w:t>AI 教练与智能陪练　中信银行信用卡中心　2023.10 – 至今</w:t>
-      </w:r>
-    </w:p>
-    <w:p>
-      <w:pPr>
-        <w:pStyle w:val="ListBullet"/>
-        <w:spacing w:before="20" w:after="60" w:line="324" w:lineRule="auto"/>
-      </w:pPr>
-      <w:r>
-        <w:rPr>
-          <w:sz w:val="21"/>
-        </w:rPr>
-      </w:r>
-      <w:r>
-        <w:rPr>
-          <w:b/>
-          <w:sz w:val="21"/>
-        </w:rPr>
-        <w:t>垂域大模型与报告生成</w:t>
-      </w:r>
-      <w:r>
-        <w:rPr>
-          <w:sz w:val="21"/>
-        </w:rPr>
-        <w:t>：构建金融领域指令数据并完成 SFT 微调，推动报告自动生成上线——把行内沉淀的专业文本变成可微调、可复用的领域能力。</w:t>
-      </w:r>
-    </w:p>
-    <w:p>
-      <w:pPr>
-        <w:pStyle w:val="ListBullet"/>
-        <w:spacing w:before="20" w:after="60" w:line="324" w:lineRule="auto"/>
-      </w:pPr>
-      <w:r>
-        <w:rPr>
-          <w:sz w:val="21"/>
-        </w:rPr>
-      </w:r>
-      <w:r>
-        <w:rPr>
-          <w:b/>
-          <w:sz w:val="21"/>
-        </w:rPr>
-        <w:t>AI 教练 / 智能陪练</w:t>
-      </w:r>
-      <w:r>
-        <w:rPr>
-          <w:sz w:val="21"/>
-        </w:rPr>
-        <w:t xml:space="preserve">：用真实通话文本生成陪练对话与话术建议，按评分卡（合规性、信息完整度、异议处理）自动打分，覆盖 </w:t>
-      </w:r>
-      <w:r>
-        <w:rPr>
-          <w:b/>
-          <w:sz w:val="21"/>
-        </w:rPr>
-        <w:t>300+ 一线坐席</w:t>
-      </w:r>
-      <w:r>
-        <w:rPr>
-          <w:sz w:val="21"/>
-        </w:rPr>
-        <w:t>，新人独立上岗周期</w:t>
-      </w:r>
-      <w:r>
-        <w:rPr>
-          <w:b/>
-          <w:sz w:val="21"/>
-        </w:rPr>
-        <w:t>缩短约 30%</w:t>
-      </w:r>
-      <w:r>
-        <w:rPr>
-          <w:sz w:val="21"/>
-        </w:rPr>
-        <w:t>，形成"练 → 评 → 改"的闭环——把优秀坐席的经验变成可复制的训练数据。</w:t>
+        <w:t>：工具调用采用只读白名单与人工确认双重约束，执行全程日志留痕、支持审计回放；活动进行中实时监测响应与转化指标，偏离预期时输出调优建议（人群 / 话术 / 频次），形成执行闭环。</w:t>
       </w:r>
     </w:p>
     <w:p>
